--- a/backend/templates/PL-Mẫu số 02-Bang ke.docx
+++ b/backend/templates/PL-Mẫu số 02-Bang ke.docx
@@ -146,7 +146,7 @@
                 <w:szCs w:val="28"/>
                 <w14:ligatures w14:val="none"/>
               </w:rPr>
-              <w:t>BAN/CHI CỤC….</w:t>
+              <w:t>CHI CỤC HẢI QUAN KHU VỰC 8</w:t>
             </w:r>
           </w:p>
           <w:p>

--- a/backend/templates/PL-Mẫu số 02-Bang ke.docx
+++ b/backend/templates/PL-Mẫu số 02-Bang ke.docx
@@ -501,7 +501,7 @@
                 <w:szCs w:val="26"/>
                 <w14:ligatures w14:val="none"/>
               </w:rPr>
-              <w:t>Công việc chi tiết cần thực hiện trong tháng theo Kế hoạch</w:t>
+              <w:t>Sản phẩm đầu ra</w:t>
             </w:r>
           </w:p>
         </w:tc>
